--- a/Knowledge/3-Work knowledge/1-Software Engineering/2-Testing/5-My Source/1-ISTQB Foundation Level/5-Test Management/5-Test Techniques/2-Types of White-Box Techniques/7-Loop Coverage.docx
+++ b/Knowledge/3-Work knowledge/1-Software Engineering/2-Testing/5-My Source/1-ISTQB Foundation Level/5-Test Management/5-Test Techniques/2-Types of White-Box Techniques/7-Loop Coverage.docx
@@ -31,60 +31,77 @@
       </w:pPr>
       <w:r>
         <w:rPr>
-          <w:b/>
-          <w:shd w:val="clear" w:color="auto" w:fill="B7B7B7"/>
-        </w:rPr>
-        <w:t># Source</w:t>
-      </w:r>
-      <w:r>
-        <w:rPr>
-          <w:shd w:val="clear" w:color="auto" w:fill="B7B7B7"/>
-        </w:rPr>
-        <w:t xml:space="preserve">: </w:t>
-      </w:r>
-      <w:proofErr w:type="spellStart"/>
-      <w:r>
-        <w:rPr>
-          <w:b/>
-          <w:shd w:val="clear" w:color="auto" w:fill="B7B7B7"/>
-        </w:rPr>
-        <w:t>Chatgpt</w:t>
-      </w:r>
-      <w:proofErr w:type="spellEnd"/>
-      <w:r>
-        <w:rPr>
-          <w:b/>
-          <w:shd w:val="clear" w:color="auto" w:fill="B7B7B7"/>
-        </w:rPr>
-        <w:t xml:space="preserve"> </w:t>
-      </w:r>
-      <w:r>
-        <w:rPr>
-          <w:b/>
-          <w:sz w:val="14"/>
-          <w:szCs w:val="14"/>
-          <w:shd w:val="clear" w:color="auto" w:fill="B7B7B7"/>
-        </w:rPr>
-        <w:t>(GPT</w:t>
-      </w:r>
-      <w:r>
-        <w:rPr>
-          <w:rFonts w:ascii="Cambria Math" w:hAnsi="Cambria Math" w:cs="Cambria Math"/>
-          <w:b/>
-          <w:sz w:val="14"/>
-          <w:szCs w:val="14"/>
-          <w:shd w:val="clear" w:color="auto" w:fill="B7B7B7"/>
+          <w:rFonts w:ascii="Arial" w:eastAsia="Arial" w:hAnsi="Arial" w:cs="Arial"/>
+          <w:b/>
+          <w:color w:val="000000"/>
+          <w:sz w:val="18"/>
+          <w:highlight w:val="lightGray"/>
+        </w:rPr>
+        <w:t># Source: AI Source: Provided by: [Data Path</w:t>
+      </w:r>
+      <w:r>
+        <w:rPr>
+          <w:rFonts w:ascii="Arial" w:eastAsia="Arial" w:hAnsi="Arial" w:cs="Arial"/>
+          <w:color w:val="000000"/>
+          <w:sz w:val="18"/>
+          <w:highlight w:val="lightGray"/>
+        </w:rPr>
+        <w:t xml:space="preserve">: Persons Table -&gt; ID Column: 1, Name_En Column: Motasem Essam] -&gt; </w:t>
+      </w:r>
+      <w:r>
+        <w:rPr>
+          <w:rFonts w:ascii="Arial" w:eastAsia="Arial" w:hAnsi="Arial" w:cs="Arial"/>
+          <w:b/>
+          <w:color w:val="000000"/>
+          <w:sz w:val="18"/>
+          <w:highlight w:val="lightGray"/>
+        </w:rPr>
+        <w:t>From:</w:t>
+      </w:r>
+      <w:r>
+        <w:rPr>
+          <w:rFonts w:ascii="Arial" w:eastAsia="Arial" w:hAnsi="Arial" w:cs="Arial"/>
+          <w:color w:val="000000"/>
+          <w:sz w:val="18"/>
+          <w:highlight w:val="lightGray"/>
+        </w:rPr>
+        <w:t xml:space="preserve"> [Chatgpt (GPT</w:t>
+      </w:r>
+      <w:r>
+        <w:rPr>
+          <w:rFonts w:ascii="Arial" w:eastAsia="Arial" w:hAnsi="Arial" w:cs="Cambria Math"/>
+          <w:color w:val="000000"/>
+          <w:sz w:val="18"/>
+          <w:highlight w:val="lightGray"/>
         </w:rPr>
         <w:t>‑</w:t>
       </w:r>
       <w:r>
         <w:rPr>
-          <w:b/>
-          <w:sz w:val="14"/>
-          <w:szCs w:val="14"/>
-          <w:shd w:val="clear" w:color="auto" w:fill="B7B7B7"/>
-        </w:rPr>
-        <w:t>5 Mini) at [8/23/2025]</w:t>
+          <w:rFonts w:ascii="Arial" w:eastAsia="Arial" w:hAnsi="Arial" w:cs="Arial"/>
+          <w:color w:val="000000"/>
+          <w:sz w:val="18"/>
+          <w:highlight w:val="lightGray"/>
+        </w:rPr>
+        <w:t xml:space="preserve">5 Mini)] </w:t>
+      </w:r>
+      <w:r>
+        <w:rPr>
+          <w:rFonts w:ascii="Arial" w:eastAsia="Arial" w:hAnsi="Arial" w:cs="Arial"/>
+          <w:b/>
+          <w:color w:val="000000"/>
+          <w:sz w:val="18"/>
+          <w:highlight w:val="lightGray"/>
+        </w:rPr>
+        <w:t>on</w:t>
+      </w:r>
+      <w:r>
+        <w:rPr>
+          <w:rFonts w:ascii="Arial" w:eastAsia="Arial" w:hAnsi="Arial"/>
+          <w:sz w:val="18"/>
+          <w:highlight w:val="lightGray"/>
+        </w:rPr>
+        <w:t xml:space="preserve"> [8/23/2025]</w:t>
       </w:r>
     </w:p>
     <w:p>
@@ -140,7 +157,7 @@
           <w:ilvl w:val="0"/>
           <w:numId w:val="2"/>
         </w:numPr>
-        <w:spacing w:before="240"/>
+        <w:spacing w:before="240" w:after="0" w:line="276" w:lineRule="auto"/>
       </w:pPr>
       <w:r>
         <w:rPr>
@@ -168,6 +185,7 @@
           <w:ilvl w:val="0"/>
           <w:numId w:val="2"/>
         </w:numPr>
+        <w:spacing w:after="0" w:line="276" w:lineRule="auto"/>
       </w:pPr>
       <w:r>
         <w:rPr>
@@ -195,6 +213,7 @@
           <w:ilvl w:val="0"/>
           <w:numId w:val="2"/>
         </w:numPr>
+        <w:spacing w:after="0" w:line="276" w:lineRule="auto"/>
       </w:pPr>
       <w:r>
         <w:rPr>
@@ -222,7 +241,7 @@
           <w:ilvl w:val="0"/>
           <w:numId w:val="4"/>
         </w:numPr>
-        <w:spacing w:after="240"/>
+        <w:spacing w:after="240" w:line="276" w:lineRule="auto"/>
       </w:pPr>
       <w:r>
         <w:rPr>
@@ -249,7 +268,7 @@
     </w:p>
     <w:p>
       <w:r>
-        <w:pict w14:anchorId="2413C9BC">
+        <w:pict w14:anchorId="65818276">
           <v:rect id="_x0000_i1025" style="width:0;height:1.5pt" o:hralign="center" o:hrstd="t" o:hr="t" fillcolor="#a0a0a0" stroked="f"/>
         </w:pict>
       </w:r>
@@ -277,60 +296,77 @@
       </w:pPr>
       <w:r>
         <w:rPr>
-          <w:b/>
-          <w:shd w:val="clear" w:color="auto" w:fill="B7B7B7"/>
-        </w:rPr>
-        <w:t># Source</w:t>
-      </w:r>
-      <w:r>
-        <w:rPr>
-          <w:shd w:val="clear" w:color="auto" w:fill="B7B7B7"/>
-        </w:rPr>
-        <w:t xml:space="preserve">: </w:t>
-      </w:r>
-      <w:proofErr w:type="spellStart"/>
-      <w:r>
-        <w:rPr>
-          <w:b/>
-          <w:shd w:val="clear" w:color="auto" w:fill="B7B7B7"/>
-        </w:rPr>
-        <w:t>Chatgpt</w:t>
-      </w:r>
-      <w:proofErr w:type="spellEnd"/>
-      <w:r>
-        <w:rPr>
-          <w:b/>
-          <w:shd w:val="clear" w:color="auto" w:fill="B7B7B7"/>
-        </w:rPr>
-        <w:t xml:space="preserve"> </w:t>
-      </w:r>
-      <w:r>
-        <w:rPr>
-          <w:b/>
-          <w:sz w:val="14"/>
-          <w:szCs w:val="14"/>
-          <w:shd w:val="clear" w:color="auto" w:fill="B7B7B7"/>
-        </w:rPr>
-        <w:t>(GPT</w:t>
-      </w:r>
-      <w:r>
-        <w:rPr>
-          <w:rFonts w:ascii="Cambria Math" w:hAnsi="Cambria Math" w:cs="Cambria Math"/>
-          <w:b/>
-          <w:sz w:val="14"/>
-          <w:szCs w:val="14"/>
-          <w:shd w:val="clear" w:color="auto" w:fill="B7B7B7"/>
+          <w:rFonts w:ascii="Arial" w:eastAsia="Arial" w:hAnsi="Arial" w:cs="Arial"/>
+          <w:b/>
+          <w:color w:val="000000"/>
+          <w:sz w:val="18"/>
+          <w:highlight w:val="lightGray"/>
+        </w:rPr>
+        <w:t># Source: AI Source: Provided by: [Data Path</w:t>
+      </w:r>
+      <w:r>
+        <w:rPr>
+          <w:rFonts w:ascii="Arial" w:eastAsia="Arial" w:hAnsi="Arial" w:cs="Arial"/>
+          <w:color w:val="000000"/>
+          <w:sz w:val="18"/>
+          <w:highlight w:val="lightGray"/>
+        </w:rPr>
+        <w:t xml:space="preserve">: Persons Table -&gt; ID Column: 1, Name_En Column: Motasem Essam] -&gt; </w:t>
+      </w:r>
+      <w:r>
+        <w:rPr>
+          <w:rFonts w:ascii="Arial" w:eastAsia="Arial" w:hAnsi="Arial" w:cs="Arial"/>
+          <w:b/>
+          <w:color w:val="000000"/>
+          <w:sz w:val="18"/>
+          <w:highlight w:val="lightGray"/>
+        </w:rPr>
+        <w:t>From:</w:t>
+      </w:r>
+      <w:r>
+        <w:rPr>
+          <w:rFonts w:ascii="Arial" w:eastAsia="Arial" w:hAnsi="Arial" w:cs="Arial"/>
+          <w:color w:val="000000"/>
+          <w:sz w:val="18"/>
+          <w:highlight w:val="lightGray"/>
+        </w:rPr>
+        <w:t xml:space="preserve"> [Chatgpt (GPT</w:t>
+      </w:r>
+      <w:r>
+        <w:rPr>
+          <w:rFonts w:ascii="Arial" w:eastAsia="Arial" w:hAnsi="Arial" w:cs="Cambria Math"/>
+          <w:color w:val="000000"/>
+          <w:sz w:val="18"/>
+          <w:highlight w:val="lightGray"/>
         </w:rPr>
         <w:t>‑</w:t>
       </w:r>
       <w:r>
         <w:rPr>
-          <w:b/>
-          <w:sz w:val="14"/>
-          <w:szCs w:val="14"/>
-          <w:shd w:val="clear" w:color="auto" w:fill="B7B7B7"/>
-        </w:rPr>
-        <w:t>5 Mini) at [8/23/2025]</w:t>
+          <w:rFonts w:ascii="Arial" w:eastAsia="Arial" w:hAnsi="Arial" w:cs="Arial"/>
+          <w:color w:val="000000"/>
+          <w:sz w:val="18"/>
+          <w:highlight w:val="lightGray"/>
+        </w:rPr>
+        <w:t xml:space="preserve">5 Mini)] </w:t>
+      </w:r>
+      <w:r>
+        <w:rPr>
+          <w:rFonts w:ascii="Arial" w:eastAsia="Arial" w:hAnsi="Arial" w:cs="Arial"/>
+          <w:b/>
+          <w:color w:val="000000"/>
+          <w:sz w:val="18"/>
+          <w:highlight w:val="lightGray"/>
+        </w:rPr>
+        <w:t>on</w:t>
+      </w:r>
+      <w:r>
+        <w:rPr>
+          <w:rFonts w:ascii="Arial" w:eastAsia="Arial" w:hAnsi="Arial"/>
+          <w:sz w:val="18"/>
+          <w:highlight w:val="lightGray"/>
+        </w:rPr>
+        <w:t xml:space="preserve"> [8/23/2025]</w:t>
       </w:r>
     </w:p>
     <w:p>
@@ -339,7 +375,7 @@
           <w:ilvl w:val="0"/>
           <w:numId w:val="1"/>
         </w:numPr>
-        <w:spacing w:before="240"/>
+        <w:spacing w:before="240" w:after="0" w:line="276" w:lineRule="auto"/>
       </w:pPr>
       <w:r>
         <w:rPr>
@@ -373,6 +409,7 @@
           <w:ilvl w:val="0"/>
           <w:numId w:val="1"/>
         </w:numPr>
+        <w:spacing w:after="0" w:line="276" w:lineRule="auto"/>
       </w:pPr>
       <w:r>
         <w:rPr>
@@ -419,7 +456,7 @@
           <w:ilvl w:val="0"/>
           <w:numId w:val="1"/>
         </w:numPr>
-        <w:spacing w:after="240"/>
+        <w:spacing w:after="240" w:line="276" w:lineRule="auto"/>
       </w:pPr>
       <w:r>
         <w:rPr>
@@ -449,7 +486,7 @@
     </w:p>
     <w:p>
       <w:r>
-        <w:pict w14:anchorId="262EF3E9">
+        <w:pict w14:anchorId="3476D238">
           <v:rect id="_x0000_i1026" style="width:0;height:1.5pt" o:hralign="center" o:hrstd="t" o:hr="t" fillcolor="#a0a0a0" stroked="f"/>
         </w:pict>
       </w:r>
@@ -477,60 +514,77 @@
       </w:pPr>
       <w:r>
         <w:rPr>
-          <w:b/>
-          <w:shd w:val="clear" w:color="auto" w:fill="B7B7B7"/>
-        </w:rPr>
-        <w:t># Source</w:t>
-      </w:r>
-      <w:r>
-        <w:rPr>
-          <w:shd w:val="clear" w:color="auto" w:fill="B7B7B7"/>
-        </w:rPr>
-        <w:t xml:space="preserve">: </w:t>
-      </w:r>
-      <w:proofErr w:type="spellStart"/>
-      <w:r>
-        <w:rPr>
-          <w:b/>
-          <w:shd w:val="clear" w:color="auto" w:fill="B7B7B7"/>
-        </w:rPr>
-        <w:t>Chatgpt</w:t>
-      </w:r>
-      <w:proofErr w:type="spellEnd"/>
-      <w:r>
-        <w:rPr>
-          <w:b/>
-          <w:shd w:val="clear" w:color="auto" w:fill="B7B7B7"/>
-        </w:rPr>
-        <w:t xml:space="preserve"> </w:t>
-      </w:r>
-      <w:r>
-        <w:rPr>
-          <w:b/>
-          <w:sz w:val="14"/>
-          <w:szCs w:val="14"/>
-          <w:shd w:val="clear" w:color="auto" w:fill="B7B7B7"/>
-        </w:rPr>
-        <w:t>(GPT</w:t>
-      </w:r>
-      <w:r>
-        <w:rPr>
-          <w:rFonts w:ascii="Cambria Math" w:hAnsi="Cambria Math" w:cs="Cambria Math"/>
-          <w:b/>
-          <w:sz w:val="14"/>
-          <w:szCs w:val="14"/>
-          <w:shd w:val="clear" w:color="auto" w:fill="B7B7B7"/>
+          <w:rFonts w:ascii="Arial" w:eastAsia="Arial" w:hAnsi="Arial" w:cs="Arial"/>
+          <w:b/>
+          <w:color w:val="000000"/>
+          <w:sz w:val="18"/>
+          <w:highlight w:val="lightGray"/>
+        </w:rPr>
+        <w:t># Source: AI Source: Provided by: [Data Path</w:t>
+      </w:r>
+      <w:r>
+        <w:rPr>
+          <w:rFonts w:ascii="Arial" w:eastAsia="Arial" w:hAnsi="Arial" w:cs="Arial"/>
+          <w:color w:val="000000"/>
+          <w:sz w:val="18"/>
+          <w:highlight w:val="lightGray"/>
+        </w:rPr>
+        <w:t xml:space="preserve">: Persons Table -&gt; ID Column: 1, Name_En Column: Motasem Essam] -&gt; </w:t>
+      </w:r>
+      <w:r>
+        <w:rPr>
+          <w:rFonts w:ascii="Arial" w:eastAsia="Arial" w:hAnsi="Arial" w:cs="Arial"/>
+          <w:b/>
+          <w:color w:val="000000"/>
+          <w:sz w:val="18"/>
+          <w:highlight w:val="lightGray"/>
+        </w:rPr>
+        <w:t>From:</w:t>
+      </w:r>
+      <w:r>
+        <w:rPr>
+          <w:rFonts w:ascii="Arial" w:eastAsia="Arial" w:hAnsi="Arial" w:cs="Arial"/>
+          <w:color w:val="000000"/>
+          <w:sz w:val="18"/>
+          <w:highlight w:val="lightGray"/>
+        </w:rPr>
+        <w:t xml:space="preserve"> [Chatgpt (GPT</w:t>
+      </w:r>
+      <w:r>
+        <w:rPr>
+          <w:rFonts w:ascii="Arial" w:eastAsia="Arial" w:hAnsi="Arial" w:cs="Cambria Math"/>
+          <w:color w:val="000000"/>
+          <w:sz w:val="18"/>
+          <w:highlight w:val="lightGray"/>
         </w:rPr>
         <w:t>‑</w:t>
       </w:r>
       <w:r>
         <w:rPr>
-          <w:b/>
-          <w:sz w:val="14"/>
-          <w:szCs w:val="14"/>
-          <w:shd w:val="clear" w:color="auto" w:fill="B7B7B7"/>
-        </w:rPr>
-        <w:t>5 Mini) at [8/23/2025]</w:t>
+          <w:rFonts w:ascii="Arial" w:eastAsia="Arial" w:hAnsi="Arial" w:cs="Arial"/>
+          <w:color w:val="000000"/>
+          <w:sz w:val="18"/>
+          <w:highlight w:val="lightGray"/>
+        </w:rPr>
+        <w:t xml:space="preserve">5 Mini)] </w:t>
+      </w:r>
+      <w:r>
+        <w:rPr>
+          <w:rFonts w:ascii="Arial" w:eastAsia="Arial" w:hAnsi="Arial" w:cs="Arial"/>
+          <w:b/>
+          <w:color w:val="000000"/>
+          <w:sz w:val="18"/>
+          <w:highlight w:val="lightGray"/>
+        </w:rPr>
+        <w:t>on</w:t>
+      </w:r>
+      <w:r>
+        <w:rPr>
+          <w:rFonts w:ascii="Arial" w:eastAsia="Arial" w:hAnsi="Arial"/>
+          <w:sz w:val="18"/>
+          <w:highlight w:val="lightGray"/>
+        </w:rPr>
+        <w:t xml:space="preserve"> [8/23/2025]</w:t>
       </w:r>
     </w:p>
     <w:p>
@@ -539,16 +593,16 @@
           <w:ilvl w:val="0"/>
           <w:numId w:val="5"/>
         </w:numPr>
-        <w:rPr>
-          <w:rFonts w:ascii="Roboto Mono" w:eastAsia="Roboto Mono" w:hAnsi="Roboto Mono" w:cs="Roboto Mono"/>
-        </w:rPr>
-      </w:pPr>
-      <w:r>
-        <w:rPr>
-          <w:rFonts w:ascii="Roboto Mono" w:eastAsia="Roboto Mono" w:hAnsi="Roboto Mono" w:cs="Roboto Mono"/>
-          <w:b/>
-        </w:rPr>
-        <w:lastRenderedPageBreak/>
+        <w:spacing w:after="0" w:line="276" w:lineRule="auto"/>
+        <w:rPr>
+          <w:rFonts w:ascii="Roboto Mono" w:eastAsia="Roboto Mono" w:hAnsi="Roboto Mono" w:cs="Roboto Mono"/>
+        </w:rPr>
+      </w:pPr>
+      <w:r>
+        <w:rPr>
+          <w:rFonts w:ascii="Roboto Mono" w:eastAsia="Roboto Mono" w:hAnsi="Roboto Mono" w:cs="Roboto Mono"/>
+          <w:b/>
+        </w:rPr>
         <w:t>For-loop processing an array</w:t>
       </w:r>
       <w:r>
@@ -565,7 +619,7 @@
           <w:noProof/>
         </w:rPr>
         <w:drawing>
-          <wp:inline distT="114300" distB="114300" distL="114300" distR="114300" wp14:anchorId="1CF040F0" wp14:editId="47F8099C">
+          <wp:inline distT="114300" distB="114300" distL="114300" distR="114300" wp14:anchorId="5C97A783" wp14:editId="410225FB">
             <wp:extent cx="5943600" cy="901700"/>
             <wp:effectExtent l="0" t="0" r="0" b="0"/>
             <wp:docPr id="2" name="image1.png"/>
@@ -611,62 +665,20 @@
         <w:rPr>
           <w:rFonts w:ascii="Roboto Mono" w:eastAsia="Roboto Mono" w:hAnsi="Roboto Mono" w:cs="Roboto Mono"/>
         </w:rPr>
-        <w:t xml:space="preserve"> for </w:t>
-      </w:r>
-      <w:proofErr w:type="spellStart"/>
-      <w:r>
-        <w:rPr>
-          <w:rFonts w:ascii="Roboto Mono" w:eastAsia="Roboto Mono" w:hAnsi="Roboto Mono" w:cs="Roboto Mono"/>
-        </w:rPr>
-        <w:t>i</w:t>
-      </w:r>
-      <w:proofErr w:type="spellEnd"/>
-      <w:r>
-        <w:rPr>
-          <w:rFonts w:ascii="Roboto Mono" w:eastAsia="Roboto Mono" w:hAnsi="Roboto Mono" w:cs="Roboto Mono"/>
-        </w:rPr>
-        <w:t xml:space="preserve"> in range(</w:t>
-      </w:r>
-      <w:proofErr w:type="spellStart"/>
-      <w:r>
-        <w:rPr>
-          <w:rFonts w:ascii="Roboto Mono" w:eastAsia="Roboto Mono" w:hAnsi="Roboto Mono" w:cs="Roboto Mono"/>
-        </w:rPr>
-        <w:t>len</w:t>
-      </w:r>
-      <w:proofErr w:type="spellEnd"/>
-      <w:r>
-        <w:rPr>
-          <w:rFonts w:ascii="Roboto Mono" w:eastAsia="Roboto Mono" w:hAnsi="Roboto Mono" w:cs="Roboto Mono"/>
-        </w:rPr>
-        <w:t>(array)):</w:t>
-      </w:r>
-    </w:p>
-    <w:p>
-      <w:pPr>
-        <w:rPr>
-          <w:rFonts w:ascii="Roboto Mono" w:eastAsia="Roboto Mono" w:hAnsi="Roboto Mono" w:cs="Roboto Mono"/>
-        </w:rPr>
-      </w:pPr>
-      <w:r>
-        <w:rPr>
-          <w:rFonts w:ascii="Roboto Mono" w:eastAsia="Roboto Mono" w:hAnsi="Roboto Mono" w:cs="Roboto Mono"/>
-        </w:rPr>
-        <w:t xml:space="preserve">    sum += array[</w:t>
-      </w:r>
-      <w:proofErr w:type="spellStart"/>
-      <w:r>
-        <w:rPr>
-          <w:rFonts w:ascii="Roboto Mono" w:eastAsia="Roboto Mono" w:hAnsi="Roboto Mono" w:cs="Roboto Mono"/>
-        </w:rPr>
-        <w:t>i</w:t>
-      </w:r>
-      <w:proofErr w:type="spellEnd"/>
-      <w:r>
-        <w:rPr>
-          <w:rFonts w:ascii="Roboto Mono" w:eastAsia="Roboto Mono" w:hAnsi="Roboto Mono" w:cs="Roboto Mono"/>
-        </w:rPr>
-        <w:t>]</w:t>
+        <w:t xml:space="preserve"> for i in range(len(array)):</w:t>
+      </w:r>
+    </w:p>
+    <w:p>
+      <w:pPr>
+        <w:rPr>
+          <w:rFonts w:ascii="Roboto Mono" w:eastAsia="Roboto Mono" w:hAnsi="Roboto Mono" w:cs="Roboto Mono"/>
+        </w:rPr>
+      </w:pPr>
+      <w:r>
+        <w:rPr>
+          <w:rFonts w:ascii="Roboto Mono" w:eastAsia="Roboto Mono" w:hAnsi="Roboto Mono" w:cs="Roboto Mono"/>
+        </w:rPr>
+        <w:t xml:space="preserve">    sum += array[i]</w:t>
       </w:r>
     </w:p>
     <w:p>
@@ -675,7 +687,7 @@
           <w:ilvl w:val="1"/>
           <w:numId w:val="3"/>
         </w:numPr>
-        <w:spacing w:before="240"/>
+        <w:spacing w:before="240" w:after="0" w:line="276" w:lineRule="auto"/>
       </w:pPr>
       <w:r>
         <w:rPr>
@@ -709,6 +721,7 @@
           <w:ilvl w:val="1"/>
           <w:numId w:val="3"/>
         </w:numPr>
+        <w:spacing w:after="0" w:line="276" w:lineRule="auto"/>
       </w:pPr>
       <w:r>
         <w:rPr>
@@ -742,6 +755,7 @@
           <w:ilvl w:val="1"/>
           <w:numId w:val="3"/>
         </w:numPr>
+        <w:spacing w:after="0" w:line="276" w:lineRule="auto"/>
       </w:pPr>
       <w:r>
         <w:rPr>
@@ -775,6 +789,7 @@
           <w:ilvl w:val="0"/>
           <w:numId w:val="5"/>
         </w:numPr>
+        <w:spacing w:after="0" w:line="276" w:lineRule="auto"/>
         <w:rPr>
           <w:rFonts w:ascii="Roboto Mono" w:eastAsia="Roboto Mono" w:hAnsi="Roboto Mono" w:cs="Roboto Mono"/>
           <w:b/>
@@ -801,7 +816,7 @@
           <w:noProof/>
         </w:rPr>
         <w:drawing>
-          <wp:inline distT="114300" distB="114300" distL="114300" distR="114300" wp14:anchorId="11957805" wp14:editId="2E2A2332">
+          <wp:inline distT="114300" distB="114300" distL="114300" distR="114300" wp14:anchorId="0A77DC6A" wp14:editId="334F73E6">
             <wp:extent cx="5943600" cy="914400"/>
             <wp:effectExtent l="0" t="0" r="0" b="0"/>
             <wp:docPr id="1" name="image2.png"/>
@@ -869,7 +884,7 @@
           <w:ilvl w:val="1"/>
           <w:numId w:val="3"/>
         </w:numPr>
-        <w:spacing w:before="240"/>
+        <w:spacing w:before="240" w:after="0" w:line="276" w:lineRule="auto"/>
       </w:pPr>
       <w:r>
         <w:rPr>
@@ -903,6 +918,7 @@
           <w:ilvl w:val="1"/>
           <w:numId w:val="3"/>
         </w:numPr>
+        <w:spacing w:after="0" w:line="276" w:lineRule="auto"/>
       </w:pPr>
       <w:r>
         <w:rPr>
@@ -936,7 +952,7 @@
           <w:ilvl w:val="1"/>
           <w:numId w:val="3"/>
         </w:numPr>
-        <w:spacing w:after="240"/>
+        <w:spacing w:after="240" w:line="276" w:lineRule="auto"/>
       </w:pPr>
       <w:r>
         <w:rPr>
@@ -966,7 +982,7 @@
     </w:p>
     <w:p>
       <w:r>
-        <w:pict w14:anchorId="724FF77A">
+        <w:pict w14:anchorId="4D6B70A8">
           <v:rect id="_x0000_i1027" style="width:0;height:1.5pt" o:hralign="center" o:hrstd="t" o:hr="t" fillcolor="#a0a0a0" stroked="f"/>
         </w:pict>
       </w:r>
@@ -994,60 +1010,77 @@
       </w:pPr>
       <w:r>
         <w:rPr>
-          <w:b/>
-          <w:shd w:val="clear" w:color="auto" w:fill="B7B7B7"/>
-        </w:rPr>
-        <w:t># Source</w:t>
-      </w:r>
-      <w:r>
-        <w:rPr>
-          <w:shd w:val="clear" w:color="auto" w:fill="B7B7B7"/>
-        </w:rPr>
-        <w:t xml:space="preserve">: </w:t>
-      </w:r>
-      <w:proofErr w:type="spellStart"/>
-      <w:r>
-        <w:rPr>
-          <w:b/>
-          <w:shd w:val="clear" w:color="auto" w:fill="B7B7B7"/>
-        </w:rPr>
-        <w:t>Chatgpt</w:t>
-      </w:r>
-      <w:proofErr w:type="spellEnd"/>
-      <w:r>
-        <w:rPr>
-          <w:b/>
-          <w:shd w:val="clear" w:color="auto" w:fill="B7B7B7"/>
-        </w:rPr>
-        <w:t xml:space="preserve"> </w:t>
-      </w:r>
-      <w:r>
-        <w:rPr>
-          <w:b/>
-          <w:sz w:val="14"/>
-          <w:szCs w:val="14"/>
-          <w:shd w:val="clear" w:color="auto" w:fill="B7B7B7"/>
-        </w:rPr>
-        <w:t>(GPT</w:t>
-      </w:r>
-      <w:r>
-        <w:rPr>
-          <w:rFonts w:ascii="Cambria Math" w:hAnsi="Cambria Math" w:cs="Cambria Math"/>
-          <w:b/>
-          <w:sz w:val="14"/>
-          <w:szCs w:val="14"/>
-          <w:shd w:val="clear" w:color="auto" w:fill="B7B7B7"/>
+          <w:rFonts w:ascii="Arial" w:eastAsia="Arial" w:hAnsi="Arial" w:cs="Arial"/>
+          <w:b/>
+          <w:color w:val="000000"/>
+          <w:sz w:val="18"/>
+          <w:highlight w:val="lightGray"/>
+        </w:rPr>
+        <w:t># Source: AI Source: Provided by: [Data Path</w:t>
+      </w:r>
+      <w:r>
+        <w:rPr>
+          <w:rFonts w:ascii="Arial" w:eastAsia="Arial" w:hAnsi="Arial" w:cs="Arial"/>
+          <w:color w:val="000000"/>
+          <w:sz w:val="18"/>
+          <w:highlight w:val="lightGray"/>
+        </w:rPr>
+        <w:t xml:space="preserve">: Persons Table -&gt; ID Column: 1, Name_En Column: Motasem Essam] -&gt; </w:t>
+      </w:r>
+      <w:r>
+        <w:rPr>
+          <w:rFonts w:ascii="Arial" w:eastAsia="Arial" w:hAnsi="Arial" w:cs="Arial"/>
+          <w:b/>
+          <w:color w:val="000000"/>
+          <w:sz w:val="18"/>
+          <w:highlight w:val="lightGray"/>
+        </w:rPr>
+        <w:t>From:</w:t>
+      </w:r>
+      <w:r>
+        <w:rPr>
+          <w:rFonts w:ascii="Arial" w:eastAsia="Arial" w:hAnsi="Arial" w:cs="Arial"/>
+          <w:color w:val="000000"/>
+          <w:sz w:val="18"/>
+          <w:highlight w:val="lightGray"/>
+        </w:rPr>
+        <w:t xml:space="preserve"> [Chatgpt (GPT</w:t>
+      </w:r>
+      <w:r>
+        <w:rPr>
+          <w:rFonts w:ascii="Arial" w:eastAsia="Arial" w:hAnsi="Arial" w:cs="Cambria Math"/>
+          <w:color w:val="000000"/>
+          <w:sz w:val="18"/>
+          <w:highlight w:val="lightGray"/>
         </w:rPr>
         <w:t>‑</w:t>
       </w:r>
       <w:r>
         <w:rPr>
-          <w:b/>
-          <w:sz w:val="14"/>
-          <w:szCs w:val="14"/>
-          <w:shd w:val="clear" w:color="auto" w:fill="B7B7B7"/>
-        </w:rPr>
-        <w:t>5 Mini) at [8/23/2025]</w:t>
+          <w:rFonts w:ascii="Arial" w:eastAsia="Arial" w:hAnsi="Arial" w:cs="Arial"/>
+          <w:color w:val="000000"/>
+          <w:sz w:val="18"/>
+          <w:highlight w:val="lightGray"/>
+        </w:rPr>
+        <w:t xml:space="preserve">5 Mini)] </w:t>
+      </w:r>
+      <w:r>
+        <w:rPr>
+          <w:rFonts w:ascii="Arial" w:eastAsia="Arial" w:hAnsi="Arial" w:cs="Arial"/>
+          <w:b/>
+          <w:color w:val="000000"/>
+          <w:sz w:val="18"/>
+          <w:highlight w:val="lightGray"/>
+        </w:rPr>
+        <w:t>on</w:t>
+      </w:r>
+      <w:r>
+        <w:rPr>
+          <w:rFonts w:ascii="Arial" w:eastAsia="Arial" w:hAnsi="Arial"/>
+          <w:sz w:val="18"/>
+          <w:highlight w:val="lightGray"/>
+        </w:rPr>
+        <w:t xml:space="preserve"> [8/23/2025]</w:t>
       </w:r>
     </w:p>
     <w:p>
@@ -1120,61 +1153,77 @@
       </w:pPr>
       <w:r>
         <w:rPr>
-          <w:b/>
-          <w:shd w:val="clear" w:color="auto" w:fill="B7B7B7"/>
-        </w:rPr>
-        <w:lastRenderedPageBreak/>
-        <w:t># Source</w:t>
-      </w:r>
-      <w:r>
-        <w:rPr>
-          <w:shd w:val="clear" w:color="auto" w:fill="B7B7B7"/>
-        </w:rPr>
-        <w:t xml:space="preserve">: </w:t>
-      </w:r>
-      <w:proofErr w:type="spellStart"/>
-      <w:r>
-        <w:rPr>
-          <w:b/>
-          <w:shd w:val="clear" w:color="auto" w:fill="B7B7B7"/>
-        </w:rPr>
-        <w:t>Chatgpt</w:t>
-      </w:r>
-      <w:proofErr w:type="spellEnd"/>
-      <w:r>
-        <w:rPr>
-          <w:b/>
-          <w:shd w:val="clear" w:color="auto" w:fill="B7B7B7"/>
-        </w:rPr>
-        <w:t xml:space="preserve"> </w:t>
-      </w:r>
-      <w:r>
-        <w:rPr>
-          <w:b/>
-          <w:sz w:val="14"/>
-          <w:szCs w:val="14"/>
-          <w:shd w:val="clear" w:color="auto" w:fill="B7B7B7"/>
-        </w:rPr>
-        <w:t>(GPT</w:t>
-      </w:r>
-      <w:r>
-        <w:rPr>
-          <w:rFonts w:ascii="Cambria Math" w:hAnsi="Cambria Math" w:cs="Cambria Math"/>
-          <w:b/>
-          <w:sz w:val="14"/>
-          <w:szCs w:val="14"/>
-          <w:shd w:val="clear" w:color="auto" w:fill="B7B7B7"/>
+          <w:rFonts w:ascii="Arial" w:eastAsia="Arial" w:hAnsi="Arial" w:cs="Arial"/>
+          <w:b/>
+          <w:color w:val="000000"/>
+          <w:sz w:val="18"/>
+          <w:highlight w:val="lightGray"/>
+        </w:rPr>
+        <w:t># Source: AI Source: Provided by: [Data Path</w:t>
+      </w:r>
+      <w:r>
+        <w:rPr>
+          <w:rFonts w:ascii="Arial" w:eastAsia="Arial" w:hAnsi="Arial" w:cs="Arial"/>
+          <w:color w:val="000000"/>
+          <w:sz w:val="18"/>
+          <w:highlight w:val="lightGray"/>
+        </w:rPr>
+        <w:t xml:space="preserve">: Persons Table -&gt; ID Column: 1, Name_En Column: Motasem Essam] -&gt; </w:t>
+      </w:r>
+      <w:r>
+        <w:rPr>
+          <w:rFonts w:ascii="Arial" w:eastAsia="Arial" w:hAnsi="Arial" w:cs="Arial"/>
+          <w:b/>
+          <w:color w:val="000000"/>
+          <w:sz w:val="18"/>
+          <w:highlight w:val="lightGray"/>
+        </w:rPr>
+        <w:t>From:</w:t>
+      </w:r>
+      <w:r>
+        <w:rPr>
+          <w:rFonts w:ascii="Arial" w:eastAsia="Arial" w:hAnsi="Arial" w:cs="Arial"/>
+          <w:color w:val="000000"/>
+          <w:sz w:val="18"/>
+          <w:highlight w:val="lightGray"/>
+        </w:rPr>
+        <w:t xml:space="preserve"> [Chatgpt (GPT</w:t>
+      </w:r>
+      <w:r>
+        <w:rPr>
+          <w:rFonts w:ascii="Arial" w:eastAsia="Arial" w:hAnsi="Arial" w:cs="Cambria Math"/>
+          <w:color w:val="000000"/>
+          <w:sz w:val="18"/>
+          <w:highlight w:val="lightGray"/>
         </w:rPr>
         <w:t>‑</w:t>
       </w:r>
       <w:r>
         <w:rPr>
-          <w:b/>
-          <w:sz w:val="14"/>
-          <w:szCs w:val="14"/>
-          <w:shd w:val="clear" w:color="auto" w:fill="B7B7B7"/>
-        </w:rPr>
-        <w:t>5 Mini) at [8/23/2025]</w:t>
+          <w:rFonts w:ascii="Arial" w:eastAsia="Arial" w:hAnsi="Arial" w:cs="Arial"/>
+          <w:color w:val="000000"/>
+          <w:sz w:val="18"/>
+          <w:highlight w:val="lightGray"/>
+        </w:rPr>
+        <w:t xml:space="preserve">5 Mini)] </w:t>
+      </w:r>
+      <w:r>
+        <w:rPr>
+          <w:rFonts w:ascii="Arial" w:eastAsia="Arial" w:hAnsi="Arial" w:cs="Arial"/>
+          <w:b/>
+          <w:color w:val="000000"/>
+          <w:sz w:val="18"/>
+          <w:highlight w:val="lightGray"/>
+        </w:rPr>
+        <w:t>on</w:t>
+      </w:r>
+      <w:r>
+        <w:rPr>
+          <w:rFonts w:ascii="Arial" w:eastAsia="Arial" w:hAnsi="Arial"/>
+          <w:sz w:val="18"/>
+          <w:highlight w:val="lightGray"/>
+        </w:rPr>
+        <w:t xml:space="preserve"> [8/23/2025]</w:t>
       </w:r>
     </w:p>
     <w:p>
@@ -1226,7 +1275,7 @@
     </w:p>
     <w:p>
       <w:r>
-        <w:pict w14:anchorId="00D5E841">
+        <w:pict w14:anchorId="2DCDAD5B">
           <v:rect id="_x0000_i1028" style="width:0;height:1.5pt" o:hralign="center" o:hrstd="t" o:hr="t" fillcolor="#a0a0a0" stroked="f"/>
         </w:pict>
       </w:r>
@@ -1254,60 +1303,77 @@
       </w:pPr>
       <w:r>
         <w:rPr>
-          <w:b/>
-          <w:shd w:val="clear" w:color="auto" w:fill="B7B7B7"/>
-        </w:rPr>
-        <w:t># Source</w:t>
-      </w:r>
-      <w:r>
-        <w:rPr>
-          <w:shd w:val="clear" w:color="auto" w:fill="B7B7B7"/>
-        </w:rPr>
-        <w:t xml:space="preserve">: </w:t>
-      </w:r>
-      <w:proofErr w:type="spellStart"/>
-      <w:r>
-        <w:rPr>
-          <w:b/>
-          <w:shd w:val="clear" w:color="auto" w:fill="B7B7B7"/>
-        </w:rPr>
-        <w:t>Chatgpt</w:t>
-      </w:r>
-      <w:proofErr w:type="spellEnd"/>
-      <w:r>
-        <w:rPr>
-          <w:b/>
-          <w:shd w:val="clear" w:color="auto" w:fill="B7B7B7"/>
-        </w:rPr>
-        <w:t xml:space="preserve"> </w:t>
-      </w:r>
-      <w:r>
-        <w:rPr>
-          <w:b/>
-          <w:sz w:val="14"/>
-          <w:szCs w:val="14"/>
-          <w:shd w:val="clear" w:color="auto" w:fill="B7B7B7"/>
-        </w:rPr>
-        <w:t>(GPT</w:t>
-      </w:r>
-      <w:r>
-        <w:rPr>
-          <w:rFonts w:ascii="Cambria Math" w:hAnsi="Cambria Math" w:cs="Cambria Math"/>
-          <w:b/>
-          <w:sz w:val="14"/>
-          <w:szCs w:val="14"/>
-          <w:shd w:val="clear" w:color="auto" w:fill="B7B7B7"/>
+          <w:rFonts w:ascii="Arial" w:eastAsia="Arial" w:hAnsi="Arial" w:cs="Arial"/>
+          <w:b/>
+          <w:color w:val="000000"/>
+          <w:sz w:val="18"/>
+          <w:highlight w:val="lightGray"/>
+        </w:rPr>
+        <w:t># Source: AI Source: Provided by: [Data Path</w:t>
+      </w:r>
+      <w:r>
+        <w:rPr>
+          <w:rFonts w:ascii="Arial" w:eastAsia="Arial" w:hAnsi="Arial" w:cs="Arial"/>
+          <w:color w:val="000000"/>
+          <w:sz w:val="18"/>
+          <w:highlight w:val="lightGray"/>
+        </w:rPr>
+        <w:t xml:space="preserve">: Persons Table -&gt; ID Column: 1, Name_En Column: Motasem Essam] -&gt; </w:t>
+      </w:r>
+      <w:r>
+        <w:rPr>
+          <w:rFonts w:ascii="Arial" w:eastAsia="Arial" w:hAnsi="Arial" w:cs="Arial"/>
+          <w:b/>
+          <w:color w:val="000000"/>
+          <w:sz w:val="18"/>
+          <w:highlight w:val="lightGray"/>
+        </w:rPr>
+        <w:t>From:</w:t>
+      </w:r>
+      <w:r>
+        <w:rPr>
+          <w:rFonts w:ascii="Arial" w:eastAsia="Arial" w:hAnsi="Arial" w:cs="Arial"/>
+          <w:color w:val="000000"/>
+          <w:sz w:val="18"/>
+          <w:highlight w:val="lightGray"/>
+        </w:rPr>
+        <w:t xml:space="preserve"> [Chatgpt (GPT</w:t>
+      </w:r>
+      <w:r>
+        <w:rPr>
+          <w:rFonts w:ascii="Arial" w:eastAsia="Arial" w:hAnsi="Arial" w:cs="Cambria Math"/>
+          <w:color w:val="000000"/>
+          <w:sz w:val="18"/>
+          <w:highlight w:val="lightGray"/>
         </w:rPr>
         <w:t>‑</w:t>
       </w:r>
       <w:r>
         <w:rPr>
-          <w:b/>
-          <w:sz w:val="14"/>
-          <w:szCs w:val="14"/>
-          <w:shd w:val="clear" w:color="auto" w:fill="B7B7B7"/>
-        </w:rPr>
-        <w:t>5 Mini) at [8/23/2025]</w:t>
+          <w:rFonts w:ascii="Arial" w:eastAsia="Arial" w:hAnsi="Arial" w:cs="Arial"/>
+          <w:color w:val="000000"/>
+          <w:sz w:val="18"/>
+          <w:highlight w:val="lightGray"/>
+        </w:rPr>
+        <w:t xml:space="preserve">5 Mini)] </w:t>
+      </w:r>
+      <w:r>
+        <w:rPr>
+          <w:rFonts w:ascii="Arial" w:eastAsia="Arial" w:hAnsi="Arial" w:cs="Arial"/>
+          <w:b/>
+          <w:color w:val="000000"/>
+          <w:sz w:val="18"/>
+          <w:highlight w:val="lightGray"/>
+        </w:rPr>
+        <w:t>on</w:t>
+      </w:r>
+      <w:r>
+        <w:rPr>
+          <w:rFonts w:ascii="Arial" w:eastAsia="Arial" w:hAnsi="Arial"/>
+          <w:sz w:val="18"/>
+          <w:highlight w:val="lightGray"/>
+        </w:rPr>
+        <w:t xml:space="preserve"> [8/23/2025]</w:t>
       </w:r>
     </w:p>
     <w:p>
@@ -1328,7 +1394,7 @@
     </w:p>
     <w:p>
       <w:r>
-        <w:pict w14:anchorId="293BAC81">
+        <w:pict w14:anchorId="46804B1C">
           <v:rect id="_x0000_i1029" style="width:0;height:1.5pt" o:hralign="center" o:hrstd="t" o:hr="t" fillcolor="#a0a0a0" stroked="f"/>
         </w:pict>
       </w:r>
@@ -1338,13 +1404,14 @@
         <w:spacing w:before="240" w:after="240"/>
       </w:pPr>
     </w:p>
+    <w:p/>
     <w:p/>
     <w:p/>
     <w:sectPr>
       <w:pgSz w:w="12240" w:h="15840"/>
       <w:pgMar w:top="1440" w:right="1440" w:bottom="1440" w:left="1440" w:header="720" w:footer="720" w:gutter="0"/>
-      <w:pgNumType w:start="1"/>
       <w:cols w:space="720"/>
+      <w:docGrid w:linePitch="360"/>
     </w:sectPr>
   </w:body>
 </w:document>
@@ -2335,18 +2402,6 @@
   <w:style w:type="paragraph" w:default="1" w:styleId="Normal">
     <w:name w:val="Normal"/>
     <w:qFormat/>
-    <w:rsid w:val="00B82348"/>
-    <w:pPr>
-      <w:spacing w:after="0" w:line="276" w:lineRule="auto"/>
-    </w:pPr>
-    <w:rPr>
-      <w:rFonts w:ascii="Arial" w:eastAsia="Arial" w:hAnsi="Arial" w:cs="Arial"/>
-      <w:kern w:val="0"/>
-      <w:sz w:val="22"/>
-      <w:szCs w:val="22"/>
-      <w:lang w:val="en"/>
-      <w14:ligatures w14:val="none"/>
-    </w:rPr>
   </w:style>
   <w:style w:type="paragraph" w:styleId="Heading1">
     <w:name w:val="heading 1"/>
@@ -2355,7 +2410,7 @@
     <w:link w:val="Heading1Char"/>
     <w:uiPriority w:val="9"/>
     <w:qFormat/>
-    <w:rsid w:val="004F0917"/>
+    <w:rsid w:val="007812A5"/>
     <w:pPr>
       <w:keepNext/>
       <w:keepLines/>
@@ -2377,7 +2432,7 @@
     <w:uiPriority w:val="9"/>
     <w:unhideWhenUsed/>
     <w:qFormat/>
-    <w:rsid w:val="004F0917"/>
+    <w:rsid w:val="007812A5"/>
     <w:pPr>
       <w:keepNext/>
       <w:keepLines/>
@@ -2400,7 +2455,7 @@
     <w:semiHidden/>
     <w:unhideWhenUsed/>
     <w:qFormat/>
-    <w:rsid w:val="004F0917"/>
+    <w:rsid w:val="007812A5"/>
     <w:pPr>
       <w:keepNext/>
       <w:keepLines/>
@@ -2423,7 +2478,7 @@
     <w:semiHidden/>
     <w:unhideWhenUsed/>
     <w:qFormat/>
-    <w:rsid w:val="004F0917"/>
+    <w:rsid w:val="007812A5"/>
     <w:pPr>
       <w:keepNext/>
       <w:keepLines/>
@@ -2446,7 +2501,7 @@
     <w:semiHidden/>
     <w:unhideWhenUsed/>
     <w:qFormat/>
-    <w:rsid w:val="004F0917"/>
+    <w:rsid w:val="007812A5"/>
     <w:pPr>
       <w:keepNext/>
       <w:keepLines/>
@@ -2467,11 +2522,11 @@
     <w:semiHidden/>
     <w:unhideWhenUsed/>
     <w:qFormat/>
-    <w:rsid w:val="004F0917"/>
+    <w:rsid w:val="007812A5"/>
     <w:pPr>
       <w:keepNext/>
       <w:keepLines/>
-      <w:spacing w:before="40"/>
+      <w:spacing w:before="40" w:after="0"/>
       <w:outlineLvl w:val="5"/>
     </w:pPr>
     <w:rPr>
@@ -2490,11 +2545,11 @@
     <w:semiHidden/>
     <w:unhideWhenUsed/>
     <w:qFormat/>
-    <w:rsid w:val="004F0917"/>
+    <w:rsid w:val="007812A5"/>
     <w:pPr>
       <w:keepNext/>
       <w:keepLines/>
-      <w:spacing w:before="40"/>
+      <w:spacing w:before="40" w:after="0"/>
       <w:outlineLvl w:val="6"/>
     </w:pPr>
     <w:rPr>
@@ -2511,10 +2566,11 @@
     <w:semiHidden/>
     <w:unhideWhenUsed/>
     <w:qFormat/>
-    <w:rsid w:val="004F0917"/>
+    <w:rsid w:val="007812A5"/>
     <w:pPr>
       <w:keepNext/>
       <w:keepLines/>
+      <w:spacing w:after="0"/>
       <w:outlineLvl w:val="7"/>
     </w:pPr>
     <w:rPr>
@@ -2533,10 +2589,11 @@
     <w:semiHidden/>
     <w:unhideWhenUsed/>
     <w:qFormat/>
-    <w:rsid w:val="004F0917"/>
+    <w:rsid w:val="007812A5"/>
     <w:pPr>
       <w:keepNext/>
       <w:keepLines/>
+      <w:spacing w:after="0"/>
       <w:outlineLvl w:val="8"/>
     </w:pPr>
     <w:rPr>
@@ -2576,7 +2633,7 @@
     <w:basedOn w:val="DefaultParagraphFont"/>
     <w:link w:val="Heading1"/>
     <w:uiPriority w:val="9"/>
-    <w:rsid w:val="004F0917"/>
+    <w:rsid w:val="007812A5"/>
     <w:rPr>
       <w:rFonts w:asciiTheme="majorHAnsi" w:eastAsiaTheme="majorEastAsia" w:hAnsiTheme="majorHAnsi" w:cstheme="majorBidi"/>
       <w:color w:val="2F5496" w:themeColor="accent1" w:themeShade="BF"/>
@@ -2589,7 +2646,7 @@
     <w:basedOn w:val="DefaultParagraphFont"/>
     <w:link w:val="Heading2"/>
     <w:uiPriority w:val="9"/>
-    <w:rsid w:val="004F0917"/>
+    <w:rsid w:val="007812A5"/>
     <w:rPr>
       <w:rFonts w:asciiTheme="majorHAnsi" w:eastAsiaTheme="majorEastAsia" w:hAnsiTheme="majorHAnsi" w:cstheme="majorBidi"/>
       <w:color w:val="2F5496" w:themeColor="accent1" w:themeShade="BF"/>
@@ -2603,7 +2660,7 @@
     <w:link w:val="Heading3"/>
     <w:uiPriority w:val="9"/>
     <w:semiHidden/>
-    <w:rsid w:val="004F0917"/>
+    <w:rsid w:val="007812A5"/>
     <w:rPr>
       <w:rFonts w:eastAsiaTheme="majorEastAsia" w:cstheme="majorBidi"/>
       <w:color w:val="2F5496" w:themeColor="accent1" w:themeShade="BF"/>
@@ -2617,7 +2674,7 @@
     <w:link w:val="Heading4"/>
     <w:uiPriority w:val="9"/>
     <w:semiHidden/>
-    <w:rsid w:val="004F0917"/>
+    <w:rsid w:val="007812A5"/>
     <w:rPr>
       <w:rFonts w:eastAsiaTheme="majorEastAsia" w:cstheme="majorBidi"/>
       <w:i/>
@@ -2631,7 +2688,7 @@
     <w:link w:val="Heading5"/>
     <w:uiPriority w:val="9"/>
     <w:semiHidden/>
-    <w:rsid w:val="004F0917"/>
+    <w:rsid w:val="007812A5"/>
     <w:rPr>
       <w:rFonts w:eastAsiaTheme="majorEastAsia" w:cstheme="majorBidi"/>
       <w:color w:val="2F5496" w:themeColor="accent1" w:themeShade="BF"/>
@@ -2643,7 +2700,7 @@
     <w:link w:val="Heading6"/>
     <w:uiPriority w:val="9"/>
     <w:semiHidden/>
-    <w:rsid w:val="004F0917"/>
+    <w:rsid w:val="007812A5"/>
     <w:rPr>
       <w:rFonts w:eastAsiaTheme="majorEastAsia" w:cstheme="majorBidi"/>
       <w:i/>
@@ -2657,7 +2714,7 @@
     <w:link w:val="Heading7"/>
     <w:uiPriority w:val="9"/>
     <w:semiHidden/>
-    <w:rsid w:val="004F0917"/>
+    <w:rsid w:val="007812A5"/>
     <w:rPr>
       <w:rFonts w:eastAsiaTheme="majorEastAsia" w:cstheme="majorBidi"/>
       <w:color w:val="595959" w:themeColor="text1" w:themeTint="A6"/>
@@ -2669,7 +2726,7 @@
     <w:link w:val="Heading8"/>
     <w:uiPriority w:val="9"/>
     <w:semiHidden/>
-    <w:rsid w:val="004F0917"/>
+    <w:rsid w:val="007812A5"/>
     <w:rPr>
       <w:rFonts w:eastAsiaTheme="majorEastAsia" w:cstheme="majorBidi"/>
       <w:i/>
@@ -2683,7 +2740,7 @@
     <w:link w:val="Heading9"/>
     <w:uiPriority w:val="9"/>
     <w:semiHidden/>
-    <w:rsid w:val="004F0917"/>
+    <w:rsid w:val="007812A5"/>
     <w:rPr>
       <w:rFonts w:eastAsiaTheme="majorEastAsia" w:cstheme="majorBidi"/>
       <w:color w:val="272727" w:themeColor="text1" w:themeTint="D8"/>
@@ -2696,7 +2753,7 @@
     <w:link w:val="TitleChar"/>
     <w:uiPriority w:val="10"/>
     <w:qFormat/>
-    <w:rsid w:val="004F0917"/>
+    <w:rsid w:val="007812A5"/>
     <w:pPr>
       <w:spacing w:after="80" w:line="240" w:lineRule="auto"/>
       <w:contextualSpacing/>
@@ -2714,7 +2771,7 @@
     <w:basedOn w:val="DefaultParagraphFont"/>
     <w:link w:val="Title"/>
     <w:uiPriority w:val="10"/>
-    <w:rsid w:val="004F0917"/>
+    <w:rsid w:val="007812A5"/>
     <w:rPr>
       <w:rFonts w:asciiTheme="majorHAnsi" w:eastAsiaTheme="majorEastAsia" w:hAnsiTheme="majorHAnsi" w:cstheme="majorBidi"/>
       <w:spacing w:val="-10"/>
@@ -2730,7 +2787,7 @@
     <w:link w:val="SubtitleChar"/>
     <w:uiPriority w:val="11"/>
     <w:qFormat/>
-    <w:rsid w:val="004F0917"/>
+    <w:rsid w:val="007812A5"/>
     <w:pPr>
       <w:numPr>
         <w:ilvl w:val="1"/>
@@ -2749,7 +2806,7 @@
     <w:basedOn w:val="DefaultParagraphFont"/>
     <w:link w:val="Subtitle"/>
     <w:uiPriority w:val="11"/>
-    <w:rsid w:val="004F0917"/>
+    <w:rsid w:val="007812A5"/>
     <w:rPr>
       <w:rFonts w:eastAsiaTheme="majorEastAsia" w:cstheme="majorBidi"/>
       <w:color w:val="595959" w:themeColor="text1" w:themeTint="A6"/>
@@ -2765,7 +2822,7 @@
     <w:link w:val="QuoteChar"/>
     <w:uiPriority w:val="29"/>
     <w:qFormat/>
-    <w:rsid w:val="004F0917"/>
+    <w:rsid w:val="007812A5"/>
     <w:pPr>
       <w:spacing w:before="160"/>
       <w:jc w:val="center"/>
@@ -2781,7 +2838,7 @@
     <w:basedOn w:val="DefaultParagraphFont"/>
     <w:link w:val="Quote"/>
     <w:uiPriority w:val="29"/>
-    <w:rsid w:val="004F0917"/>
+    <w:rsid w:val="007812A5"/>
     <w:rPr>
       <w:i/>
       <w:iCs/>
@@ -2793,7 +2850,7 @@
     <w:basedOn w:val="Normal"/>
     <w:uiPriority w:val="34"/>
     <w:qFormat/>
-    <w:rsid w:val="004F0917"/>
+    <w:rsid w:val="007812A5"/>
     <w:pPr>
       <w:ind w:left="720"/>
       <w:contextualSpacing/>
@@ -2804,7 +2861,7 @@
     <w:basedOn w:val="DefaultParagraphFont"/>
     <w:uiPriority w:val="21"/>
     <w:qFormat/>
-    <w:rsid w:val="004F0917"/>
+    <w:rsid w:val="007812A5"/>
     <w:rPr>
       <w:i/>
       <w:iCs/>
@@ -2818,7 +2875,7 @@
     <w:link w:val="IntenseQuoteChar"/>
     <w:uiPriority w:val="30"/>
     <w:qFormat/>
-    <w:rsid w:val="004F0917"/>
+    <w:rsid w:val="007812A5"/>
     <w:pPr>
       <w:pBdr>
         <w:top w:val="single" w:sz="4" w:space="10" w:color="2F5496" w:themeColor="accent1" w:themeShade="BF"/>
@@ -2839,7 +2896,7 @@
     <w:basedOn w:val="DefaultParagraphFont"/>
     <w:link w:val="IntenseQuote"/>
     <w:uiPriority w:val="30"/>
-    <w:rsid w:val="004F0917"/>
+    <w:rsid w:val="007812A5"/>
     <w:rPr>
       <w:i/>
       <w:iCs/>
@@ -2851,7 +2908,7 @@
     <w:basedOn w:val="DefaultParagraphFont"/>
     <w:uiPriority w:val="32"/>
     <w:qFormat/>
-    <w:rsid w:val="004F0917"/>
+    <w:rsid w:val="007812A5"/>
     <w:rPr>
       <w:b/>
       <w:bCs/>
